--- a/legal pro/AI Legal Portal/Notice folder/CSB_LDN notice.docx
+++ b/legal pro/AI Legal Portal/Notice folder/CSB_LDN notice.docx
@@ -47,23 +47,13 @@
         </w:rPr>
         <w:t>﻿﻿﻿﻿﻿﻿﻿﻿﻿﻿﻿﻿</w:t>
       </w:r>
-      <w:proofErr w:type="spellStart"/>
-      <w:r>
-        <w:rPr>
-          <w:rFonts w:ascii="Arial" w:hAnsi="Arial" w:cs="Arial"/>
-          <w:sz w:val="18"/>
-          <w:szCs w:val="18"/>
-        </w:rPr>
-        <w:t>ithout</w:t>
-      </w:r>
-      <w:proofErr w:type="spellEnd"/>
-      <w:r>
-        <w:rPr>
-          <w:rFonts w:ascii="Arial" w:hAnsi="Arial" w:cs="Arial"/>
-          <w:sz w:val="18"/>
-          <w:szCs w:val="18"/>
-        </w:rPr>
-        <w:t xml:space="preserve"> Prejudice</w:t>
+      <w:r>
+        <w:rPr>
+          <w:rFonts w:ascii="Arial" w:hAnsi="Arial" w:cs="Arial"/>
+          <w:sz w:val="18"/>
+          <w:szCs w:val="18"/>
+        </w:rPr>
+        <w:t>ithout Prejudice</w:t>
       </w:r>
     </w:p>
     <w:p>
@@ -125,27 +115,7 @@
           <w:sz w:val="18"/>
           <w:szCs w:val="18"/>
         </w:rPr>
-        <w:t>${</w:t>
-      </w:r>
-      <w:proofErr w:type="spellStart"/>
-      <w:r>
-        <w:rPr>
-          <w:rStyle w:val="Strong"/>
-          <w:rFonts w:ascii="Arial" w:hAnsi="Arial" w:cs="Arial"/>
-          <w:sz w:val="18"/>
-          <w:szCs w:val="18"/>
-        </w:rPr>
-        <w:t>sno</w:t>
-      </w:r>
-      <w:proofErr w:type="spellEnd"/>
-      <w:r>
-        <w:rPr>
-          <w:rStyle w:val="Strong"/>
-          <w:rFonts w:ascii="Arial" w:hAnsi="Arial" w:cs="Arial"/>
-          <w:sz w:val="18"/>
-          <w:szCs w:val="18"/>
-        </w:rPr>
-        <w:t>}</w:t>
+        <w:t>${sno}</w:t>
       </w:r>
       <w:r>
         <w:rPr>
@@ -236,27 +206,7 @@
           <w:sz w:val="18"/>
           <w:szCs w:val="18"/>
         </w:rPr>
-        <w:t>${</w:t>
-      </w:r>
-      <w:proofErr w:type="spellStart"/>
-      <w:r>
-        <w:rPr>
-          <w:rStyle w:val="Strong"/>
-          <w:rFonts w:ascii="Arial" w:hAnsi="Arial" w:cs="Arial"/>
-          <w:sz w:val="18"/>
-          <w:szCs w:val="18"/>
-        </w:rPr>
-        <w:t>pincode</w:t>
-      </w:r>
-      <w:proofErr w:type="spellEnd"/>
-      <w:r>
-        <w:rPr>
-          <w:rStyle w:val="Strong"/>
-          <w:rFonts w:ascii="Arial" w:hAnsi="Arial" w:cs="Arial"/>
-          <w:sz w:val="18"/>
-          <w:szCs w:val="18"/>
-        </w:rPr>
-        <w:t xml:space="preserve">} </w:t>
+        <w:t xml:space="preserve">${pincode} </w:t>
       </w:r>
     </w:p>
     <w:p>
@@ -285,27 +235,7 @@
           <w:sz w:val="18"/>
           <w:szCs w:val="18"/>
         </w:rPr>
-        <w:t>${</w:t>
-      </w:r>
-      <w:proofErr w:type="spellStart"/>
-      <w:r>
-        <w:rPr>
-          <w:rStyle w:val="Strong"/>
-          <w:rFonts w:ascii="Arial" w:hAnsi="Arial" w:cs="Arial"/>
-          <w:sz w:val="18"/>
-          <w:szCs w:val="18"/>
-        </w:rPr>
-        <w:t>lan</w:t>
-      </w:r>
-      <w:proofErr w:type="spellEnd"/>
-      <w:r>
-        <w:rPr>
-          <w:rStyle w:val="Strong"/>
-          <w:rFonts w:ascii="Arial" w:hAnsi="Arial" w:cs="Arial"/>
-          <w:sz w:val="18"/>
-          <w:szCs w:val="18"/>
-        </w:rPr>
-        <w:t>}</w:t>
+        <w:t>${lan}</w:t>
       </w:r>
     </w:p>
     <w:p>
@@ -364,122 +294,24 @@
           <w:sz w:val="18"/>
           <w:szCs w:val="18"/>
         </w:rPr>
-        <w:t>${</w:t>
-      </w:r>
-      <w:proofErr w:type="spellStart"/>
-      <w:r>
-        <w:rPr>
-          <w:rStyle w:val="Strong"/>
-          <w:rFonts w:ascii="Arial" w:hAnsi="Arial" w:cs="Arial"/>
-          <w:sz w:val="18"/>
-          <w:szCs w:val="18"/>
-        </w:rPr>
-        <w:t>loan_amt</w:t>
-      </w:r>
-      <w:proofErr w:type="spellEnd"/>
-      <w:r>
-        <w:rPr>
-          <w:rStyle w:val="Strong"/>
-          <w:rFonts w:ascii="Arial" w:hAnsi="Arial" w:cs="Arial"/>
-          <w:sz w:val="18"/>
-          <w:szCs w:val="18"/>
-        </w:rPr>
-        <w:t xml:space="preserve">} </w:t>
-      </w:r>
-      <w:proofErr w:type="gramStart"/>
-      <w:r>
-        <w:rPr>
-          <w:rStyle w:val="Strong"/>
-          <w:rFonts w:ascii="Arial" w:hAnsi="Arial" w:cs="Arial"/>
-          <w:sz w:val="18"/>
-          <w:szCs w:val="18"/>
-        </w:rPr>
-        <w:t>( $</w:t>
-      </w:r>
-      <w:proofErr w:type="gramEnd"/>
-      <w:r>
-        <w:rPr>
-          <w:rStyle w:val="Strong"/>
-          <w:rFonts w:ascii="Arial" w:hAnsi="Arial" w:cs="Arial"/>
-          <w:sz w:val="18"/>
-          <w:szCs w:val="18"/>
-        </w:rPr>
-        <w:t>{</w:t>
-      </w:r>
-      <w:proofErr w:type="spellStart"/>
-      <w:r>
-        <w:rPr>
-          <w:rStyle w:val="Strong"/>
-          <w:rFonts w:ascii="Arial" w:hAnsi="Arial" w:cs="Arial"/>
-          <w:sz w:val="18"/>
-          <w:szCs w:val="18"/>
-        </w:rPr>
-        <w:t>loan_amt_InWord</w:t>
-      </w:r>
-      <w:proofErr w:type="spellEnd"/>
-      <w:r>
-        <w:rPr>
-          <w:rStyle w:val="Strong"/>
-          <w:rFonts w:ascii="Arial" w:hAnsi="Arial" w:cs="Arial"/>
-          <w:sz w:val="18"/>
-          <w:szCs w:val="18"/>
-        </w:rPr>
-        <w:t xml:space="preserve">} ) </w:t>
-      </w:r>
-      <w:r>
-        <w:rPr>
-          <w:rFonts w:ascii="Arial" w:hAnsi="Arial" w:cs="Arial"/>
-          <w:sz w:val="18"/>
-          <w:szCs w:val="18"/>
-        </w:rPr>
-        <w:t>from us under Loan Agreement No. ${</w:t>
-      </w:r>
-      <w:proofErr w:type="spellStart"/>
-      <w:r>
-        <w:rPr>
-          <w:rFonts w:ascii="Arial" w:hAnsi="Arial" w:cs="Arial"/>
-          <w:sz w:val="18"/>
-          <w:szCs w:val="18"/>
-        </w:rPr>
-        <w:t>lan</w:t>
-      </w:r>
-      <w:proofErr w:type="spellEnd"/>
-      <w:r>
-        <w:rPr>
-          <w:rFonts w:ascii="Arial" w:hAnsi="Arial" w:cs="Arial"/>
-          <w:sz w:val="18"/>
-          <w:szCs w:val="18"/>
-        </w:rPr>
-        <w:t xml:space="preserve">} dated </w:t>
-      </w:r>
-      <w:r>
-        <w:rPr>
-          <w:rStyle w:val="Strong"/>
-          <w:rFonts w:ascii="Arial" w:hAnsi="Arial" w:cs="Arial"/>
-          <w:sz w:val="18"/>
-          <w:szCs w:val="18"/>
-        </w:rPr>
-        <w:t>${</w:t>
-      </w:r>
-      <w:proofErr w:type="spellStart"/>
-      <w:r>
-        <w:rPr>
-          <w:rStyle w:val="Strong"/>
-          <w:rFonts w:ascii="Arial" w:hAnsi="Arial" w:cs="Arial"/>
-          <w:sz w:val="18"/>
-          <w:szCs w:val="18"/>
-        </w:rPr>
-        <w:t>agreement_date</w:t>
-      </w:r>
-      <w:proofErr w:type="spellEnd"/>
-      <w:r>
-        <w:rPr>
-          <w:rStyle w:val="Strong"/>
-          <w:rFonts w:ascii="Arial" w:hAnsi="Arial" w:cs="Arial"/>
-          <w:sz w:val="18"/>
-          <w:szCs w:val="18"/>
-        </w:rPr>
-        <w:t xml:space="preserve">} </w:t>
+        <w:t xml:space="preserve">${loan_amt} ( ${loan_amt_InWord} ) </w:t>
+      </w:r>
+      <w:r>
+        <w:rPr>
+          <w:rFonts w:ascii="Arial" w:hAnsi="Arial" w:cs="Arial"/>
+          <w:sz w:val="18"/>
+          <w:szCs w:val="18"/>
+        </w:rPr>
+        <w:t xml:space="preserve">from us under Loan Agreement No. ${lan} dated </w:t>
+      </w:r>
+      <w:r>
+        <w:rPr>
+          <w:rStyle w:val="Strong"/>
+          <w:rFonts w:ascii="Arial" w:hAnsi="Arial" w:cs="Arial"/>
+          <w:sz w:val="18"/>
+          <w:szCs w:val="18"/>
+        </w:rPr>
+        <w:t xml:space="preserve">${agreement_date} </w:t>
       </w:r>
       <w:r>
         <w:rPr>
@@ -555,27 +387,7 @@
           <w:sz w:val="18"/>
           <w:szCs w:val="18"/>
         </w:rPr>
-        <w:t>${</w:t>
-      </w:r>
-      <w:proofErr w:type="spellStart"/>
-      <w:r>
-        <w:rPr>
-          <w:rStyle w:val="Strong"/>
-          <w:rFonts w:ascii="Arial" w:hAnsi="Arial" w:cs="Arial"/>
-          <w:sz w:val="18"/>
-          <w:szCs w:val="18"/>
-        </w:rPr>
-        <w:t>disputed_amount</w:t>
-      </w:r>
-      <w:proofErr w:type="spellEnd"/>
-      <w:r>
-        <w:rPr>
-          <w:rStyle w:val="Strong"/>
-          <w:rFonts w:ascii="Arial" w:hAnsi="Arial" w:cs="Arial"/>
-          <w:sz w:val="18"/>
-          <w:szCs w:val="18"/>
-        </w:rPr>
-        <w:t xml:space="preserve">} </w:t>
+        <w:t xml:space="preserve">${disputed_amount} </w:t>
       </w:r>
       <w:r>
         <w:rPr>
@@ -592,27 +404,7 @@
           <w:sz w:val="18"/>
           <w:szCs w:val="18"/>
         </w:rPr>
-        <w:t>${</w:t>
-      </w:r>
-      <w:proofErr w:type="spellStart"/>
-      <w:r>
-        <w:rPr>
-          <w:rStyle w:val="Strong"/>
-          <w:rFonts w:ascii="Arial" w:hAnsi="Arial" w:cs="Arial"/>
-          <w:sz w:val="18"/>
-          <w:szCs w:val="18"/>
-        </w:rPr>
-        <w:t>disputed_amount_InWord</w:t>
-      </w:r>
-      <w:proofErr w:type="spellEnd"/>
-      <w:r>
-        <w:rPr>
-          <w:rStyle w:val="Strong"/>
-          <w:rFonts w:ascii="Arial" w:hAnsi="Arial" w:cs="Arial"/>
-          <w:sz w:val="18"/>
-          <w:szCs w:val="18"/>
-        </w:rPr>
-        <w:t>}</w:t>
+        <w:t>${disputed_amount_InWord}</w:t>
       </w:r>
       <w:r>
         <w:rPr>
@@ -819,47 +611,7 @@
           <w:sz w:val="18"/>
           <w:szCs w:val="18"/>
         </w:rPr>
-        <w:t>${</w:t>
-      </w:r>
-      <w:proofErr w:type="spellStart"/>
-      <w:r>
-        <w:rPr>
-          <w:rStyle w:val="Strong"/>
-          <w:rFonts w:ascii="Arial" w:hAnsi="Arial" w:cs="Arial"/>
-          <w:sz w:val="18"/>
-          <w:szCs w:val="18"/>
-        </w:rPr>
-        <w:t>acm_name</w:t>
-      </w:r>
-      <w:proofErr w:type="spellEnd"/>
-      <w:r>
-        <w:rPr>
-          <w:rStyle w:val="Strong"/>
-          <w:rFonts w:ascii="Arial" w:hAnsi="Arial" w:cs="Arial"/>
-          <w:sz w:val="18"/>
-          <w:szCs w:val="18"/>
-        </w:rPr>
-        <w:t>} at ${</w:t>
-      </w:r>
-      <w:proofErr w:type="spellStart"/>
-      <w:r>
-        <w:rPr>
-          <w:rStyle w:val="Strong"/>
-          <w:rFonts w:ascii="Arial" w:hAnsi="Arial" w:cs="Arial"/>
-          <w:sz w:val="18"/>
-          <w:szCs w:val="18"/>
-        </w:rPr>
-        <w:t>acm_contact_number</w:t>
-      </w:r>
-      <w:proofErr w:type="spellEnd"/>
-      <w:r>
-        <w:rPr>
-          <w:rStyle w:val="Strong"/>
-          <w:rFonts w:ascii="Arial" w:hAnsi="Arial" w:cs="Arial"/>
-          <w:sz w:val="18"/>
-          <w:szCs w:val="18"/>
-        </w:rPr>
-        <w:t xml:space="preserve">} </w:t>
+        <w:t xml:space="preserve">${acm_name} at ${acm_contact_number} </w:t>
       </w:r>
       <w:r>
         <w:rPr>
@@ -940,64 +692,6 @@
           <w:szCs w:val="18"/>
         </w:rPr>
         <w:t xml:space="preserve"> </w:t>
-      </w:r>
-      <w:r>
-        <w:rPr>
-          <w:rFonts w:ascii="Arial" w:hAnsi="Arial" w:cs="Arial"/>
-          <w:b/>
-          <w:bCs/>
-          <w:noProof/>
-          <w:sz w:val="18"/>
-          <w:szCs w:val="18"/>
-        </w:rPr>
-        <w:drawing>
-          <wp:inline distT="0" distB="0" distL="0" distR="0" wp14:anchorId="4CB46CCE" wp14:editId="6761F1AB">
-            <wp:extent cx="1955800" cy="750570"/>
-            <wp:effectExtent l="0" t="0" r="6350" b="0"/>
-            <wp:docPr id="1" name="Picture 1" descr="Signature"/>
-            <wp:cNvGraphicFramePr>
-              <a:graphicFrameLocks xmlns:a="http://schemas.openxmlformats.org/drawingml/2006/main" noChangeAspect="1"/>
-            </wp:cNvGraphicFramePr>
-            <a:graphic xmlns:a="http://schemas.openxmlformats.org/drawingml/2006/main">
-              <a:graphicData uri="http://schemas.openxmlformats.org/drawingml/2006/picture">
-                <pic:pic xmlns:pic="http://schemas.openxmlformats.org/drawingml/2006/picture">
-                  <pic:nvPicPr>
-                    <pic:cNvPr id="0" name="Picture 1" descr="Signature"/>
-                    <pic:cNvPicPr>
-                      <a:picLocks noChangeAspect="1" noChangeArrowheads="1"/>
-                    </pic:cNvPicPr>
-                  </pic:nvPicPr>
-                  <pic:blipFill>
-                    <a:blip r:embed="rId4" cstate="print">
-                      <a:extLst>
-                        <a:ext uri="{28A0092B-C50C-407E-A947-70E740481C1C}">
-                          <a14:useLocalDpi xmlns:a14="http://schemas.microsoft.com/office/drawing/2010/main" val="0"/>
-                        </a:ext>
-                      </a:extLst>
-                    </a:blip>
-                    <a:srcRect/>
-                    <a:stretch>
-                      <a:fillRect/>
-                    </a:stretch>
-                  </pic:blipFill>
-                  <pic:spPr bwMode="auto">
-                    <a:xfrm>
-                      <a:off x="0" y="0"/>
-                      <a:ext cx="1955800" cy="750570"/>
-                    </a:xfrm>
-                    <a:prstGeom prst="rect">
-                      <a:avLst/>
-                    </a:prstGeom>
-                    <a:noFill/>
-                    <a:ln>
-                      <a:noFill/>
-                    </a:ln>
-                  </pic:spPr>
-                </pic:pic>
-              </a:graphicData>
-            </a:graphic>
-          </wp:inline>
-        </w:drawing>
       </w:r>
     </w:p>
     <w:p>
@@ -1034,7 +728,7 @@
           <w:sz w:val="18"/>
           <w:szCs w:val="18"/>
         </w:rPr>
-        <w:t>﻿﻿﻿﻿﻿﻿</w:t>
+        <w:t>﻿﻿﻿﻿﻿</w:t>
       </w:r>
     </w:p>
     <w:p>
@@ -1056,19 +750,8 @@
           <w:sz w:val="18"/>
           <w:szCs w:val="18"/>
         </w:rPr>
-        <w:t xml:space="preserve">Advocate Sahil </w:t>
-      </w:r>
-      <w:proofErr w:type="spellStart"/>
-      <w:r>
-        <w:rPr>
-          <w:rStyle w:val="Strong"/>
-          <w:rFonts w:ascii="Arial" w:hAnsi="Arial" w:cs="Arial"/>
-          <w:sz w:val="18"/>
-          <w:szCs w:val="18"/>
-        </w:rPr>
-        <w:t>Mahiwal</w:t>
-      </w:r>
-      <w:proofErr w:type="spellEnd"/>
+        <w:t>Advocate Sahil Mahiwal</w:t>
+      </w:r>
     </w:p>
     <w:p/>
     <w:sectPr>
